--- a/Word documents/Eton_F_Block_Spanish_User_Guide.docx
+++ b/Word documents/Eton_F_Block_Spanish_User_Guide.docx
@@ -4749,7 +4749,7 @@
           <w:sz w:val="22"/>
           <w:szCs w:val="22"/>
         </w:rPr>
-        <w:t xml:space="preserve"> (use this in Birley 12, or when AP has set the test as an EW) or </w:t>
+        <w:t xml:space="preserve"> (use this in Birley Schools, or when AP has set the test as an EW) or </w:t>
       </w:r>
       <w:r>
         <w:rPr>
@@ -5145,7 +5145,7 @@
           <w:sz w:val="22"/>
           <w:szCs w:val="22"/>
         </w:rPr>
-        <w:t xml:space="preserve"> box. This is the most important part: what caught you out, and how will you remember it? In Birley 12 you get a couple of minutes; in your House take as long as you need. The PDF button unlocks only after you have written for 30 seconds.</w:t>
+        <w:t xml:space="preserve"> box. This is the most important part: what caught you out, and how will you remember it? In Birley Schools you get a couple of minutes; in your House take as long as you need. The PDF button unlocks only after you have written for 30 seconds.</w:t>
       </w:r>
     </w:p>
     <w:p>
@@ -5951,7 +5951,7 @@
           <w:sz w:val="22"/>
           <w:szCs w:val="22"/>
         </w:rPr>
-        <w:t xml:space="preserve"> (work done in Birley 12) or </w:t>
+        <w:t xml:space="preserve"> (work done in Birley Schools) or </w:t>
       </w:r>
       <w:r>
         <w:rPr>
@@ -7446,7 +7446,7 @@
           <w:sz w:val="22"/>
           <w:szCs w:val="22"/>
         </w:rPr>
-        <w:t xml:space="preserve"> in Birley 12. Your questions may differ from your neighbour's. Between them, the practice tests cover the whole selection AP chose, and the ACTUAL TEST is a fresh random draw from all of it, so learning just one practice test will not be enough.</w:t>
+        <w:t xml:space="preserve"> in Birley Schools. Your questions may differ from your neighbour's. Between them, the practice tests cover the whole selection AP chose, and the ACTUAL TEST is a fresh random draw from all of it, so learning just one practice test will not be enough.</w:t>
       </w:r>
     </w:p>
     <w:p>

--- a/Word documents/Eton_F_Block_Spanish_User_Guide.docx
+++ b/Word documents/Eton_F_Block_Spanish_User_Guide.docx
@@ -1042,7 +1042,7 @@
           <w:sz w:val="22"/>
           <w:szCs w:val="22"/>
         </w:rPr>
-        <w:t xml:space="preserve">Each app is one web page. AP gives you the link (usually in OneNote or Teams). Open it in your browser on your iPad or computer.</w:t>
+        <w:t xml:space="preserve">Each app is one web page. Your teacher gives you the link (usually in OneNote or Teams). Open it in your browser on your iPad or computer.</w:t>
       </w:r>
     </w:p>
     <w:p>
@@ -1070,7 +1070,7 @@
           <w:sz w:val="22"/>
           <w:szCs w:val="22"/>
         </w:rPr>
-        <w:t xml:space="preserve">AP</w:t>
+        <w:t xml:space="preserve">Eton</w:t>
       </w:r>
       <w:r>
         <w:rPr>
@@ -1096,7 +1096,7 @@
           <w:sz w:val="22"/>
           <w:szCs w:val="22"/>
         </w:rPr>
-        <w:t xml:space="preserve">If AP publishes a newer version, the page refreshes itself once. Your saved answers are kept.</w:t>
+        <w:t xml:space="preserve">If your teacher publishes a newer version, the page refreshes itself once. Your saved answers are kept.</w:t>
       </w:r>
     </w:p>
     <w:p>
@@ -2129,7 +2129,7 @@
                 <w:sz w:val="20"/>
                 <w:szCs w:val="20"/>
               </w:rPr>
-              <w:t xml:space="preserve">⚡ AP Speed Challenge</w:t>
+              <w:t xml:space="preserve">⚡ Eton Speed Challenge</w:t>
             </w:r>
           </w:p>
         </w:tc>
@@ -3576,7 +3576,7 @@
           <w:sz w:val="28"/>
           <w:szCs w:val="28"/>
         </w:rPr>
-        <w:t xml:space="preserve">1.5 ⚡ AP Speed Challenge (the tile game)</w:t>
+        <w:t xml:space="preserve">1.5 ⚡ Eton Speed Challenge (the tile game)</w:t>
       </w:r>
     </w:p>
     <w:p>
@@ -4093,7 +4093,7 @@
           <w:sz w:val="22"/>
           <w:szCs w:val="22"/>
         </w:rPr>
-        <w:t xml:space="preserve">AP Spot Test</w:t>
+        <w:t xml:space="preserve">Eton Spot Test</w:t>
       </w:r>
       <w:r>
         <w:rPr>
@@ -4132,7 +4132,7 @@
           <w:sz w:val="22"/>
           <w:szCs w:val="22"/>
         </w:rPr>
-        <w:t xml:space="preserve"> is the same game but set by AP through a link or code. It is locked to AP's choice, starts with 2 teams, 16 tiles, English to the foreign language, 20 seconds a turn and a 3 minute game, and you stay in it until AP says stop. There is no leaving it (see Part 2).</w:t>
+        <w:t xml:space="preserve"> is the same game but set by your teacher through a link or code. It is locked to your teacher’s choice, starts with 2 teams, 16 tiles, English to the foreign language, 20 seconds a turn and a 3 minute game, and you stay in it until your teacher says stop. There is no leaving it (see Part 2).</w:t>
       </w:r>
     </w:p>
     <w:p>
@@ -4227,7 +4227,7 @@
           <w:sz w:val="22"/>
           <w:szCs w:val="22"/>
         </w:rPr>
-        <w:t xml:space="preserve">AP Spot Test · items per box</w:t>
+        <w:t xml:space="preserve">Eton Spot Test · items per box</w:t>
       </w:r>
       <w:r>
         <w:rPr>
@@ -4499,7 +4499,7 @@
                 <w:sz w:val="20"/>
                 <w:szCs w:val="20"/>
               </w:rPr>
-              <w:t xml:space="preserve">📋 AP Spot Test</w:t>
+              <w:t xml:space="preserve">📋 Eton Spot Test</w:t>
             </w:r>
           </w:p>
         </w:tc>
@@ -4530,7 +4530,7 @@
                 <w:sz w:val="20"/>
                 <w:szCs w:val="20"/>
               </w:rPr>
-              <w:t xml:space="preserve">A sheet of 5 boxes, for AP to </w:t>
+              <w:t xml:space="preserve">A sheet of 5 boxes, for your teacher to </w:t>
             </w:r>
             <w:r>
               <w:rPr>
@@ -4585,7 +4585,7 @@
                 <w:sz w:val="20"/>
                 <w:szCs w:val="20"/>
               </w:rPr>
-              <w:t xml:space="preserve">⏱ AP Spot Test: timed &amp; submitted</w:t>
+              <w:t xml:space="preserve">⏱ Eton Spot Test: timed &amp; submitted</w:t>
             </w:r>
           </w:p>
         </w:tc>
@@ -4641,7 +4641,7 @@
           <w:sz w:val="28"/>
           <w:szCs w:val="28"/>
         </w:rPr>
-        <w:t xml:space="preserve">1.7 The timed “AP Spot Test: timed &amp; submitted”, step by step</w:t>
+        <w:t xml:space="preserve">1.7 The timed “Eton Spot Test: timed &amp; submitted”, step by step</w:t>
       </w:r>
     </w:p>
     <w:p>
@@ -4669,7 +4669,7 @@
           <w:sz w:val="22"/>
           <w:szCs w:val="22"/>
         </w:rPr>
-        <w:t xml:space="preserve">⏱ AP Spot Test: timed &amp; submitted</w:t>
+        <w:t xml:space="preserve">⏱ Eton Spot Test: timed &amp; submitted</w:t>
       </w:r>
       <w:r>
         <w:rPr>
@@ -4705,7 +4705,7 @@
           <w:sz w:val="22"/>
           <w:szCs w:val="22"/>
         </w:rPr>
-        <w:t xml:space="preserve">Leave it on Mixed unless AP has told you otherwise.</w:t>
+        <w:t xml:space="preserve">Leave it on Mixed unless your teacher has told you otherwise.</w:t>
       </w:r>
       <w:r>
         <w:rPr>
@@ -4749,7 +4749,7 @@
           <w:sz w:val="22"/>
           <w:szCs w:val="22"/>
         </w:rPr>
-        <w:t xml:space="preserve"> (use this in Birley Schools, or when AP has set the test as an EW) or </w:t>
+        <w:t xml:space="preserve"> (use this in Birley Schools, or when your teacher has set the test as an EW) or </w:t>
       </w:r>
       <w:r>
         <w:rPr>
@@ -5292,7 +5292,7 @@
                 <w:sz w:val="21"/>
                 <w:szCs w:val="21"/>
               </w:rPr>
-              <w:t xml:space="preserve">do not stop to ask AP</w:t>
+              <w:t xml:space="preserve">do not stop to ask your teacher</w:t>
             </w:r>
             <w:r>
               <w:rPr>
@@ -5380,7 +5380,7 @@
           <w:sz w:val="28"/>
           <w:szCs w:val="28"/>
         </w:rPr>
-        <w:t xml:space="preserve">1.8 Writing with the Apple Pencil (AP PEN)</w:t>
+        <w:t xml:space="preserve">1.8 Writing with the Apple Pencil (Eton PEN)</w:t>
       </w:r>
     </w:p>
     <w:p>
@@ -5789,7 +5789,7 @@
           <w:sz w:val="22"/>
           <w:szCs w:val="22"/>
         </w:rPr>
-        <w:t xml:space="preserve"> (date, then a clear title such as "AP Spot Test on VV10a") with a </w:t>
+        <w:t xml:space="preserve"> (date, then a clear title such as "Eton Spot Test on VV10a") with a </w:t>
       </w:r>
       <w:r>
         <w:rPr>
@@ -5907,7 +5907,7 @@
           <w:sz w:val="22"/>
           <w:szCs w:val="22"/>
         </w:rPr>
-        <w:t xml:space="preserve">AP OneNote</w:t>
+        <w:t xml:space="preserve">your Div’s Class OneNote</w:t>
       </w:r>
       <w:r>
         <w:rPr>
@@ -6337,7 +6337,7 @@
           <w:sz w:val="22"/>
           <w:szCs w:val="22"/>
         </w:rPr>
-        <w:t xml:space="preserve"> (making test links). You will not even see these unless AP has set up a key on that device.</w:t>
+        <w:t xml:space="preserve"> (making test links). You will not even see these unless your teacher has set up a key on that device.</w:t>
       </w:r>
     </w:p>
     <w:p>
@@ -6365,7 +6365,7 @@
           <w:sz w:val="22"/>
           <w:szCs w:val="22"/>
         </w:rPr>
-        <w:t xml:space="preserve">AP</w:t>
+        <w:t xml:space="preserve">Eton</w:t>
       </w:r>
       <w:r>
         <w:rPr>
@@ -6394,7 +6394,7 @@
           <w:sz w:val="36"/>
           <w:szCs w:val="36"/>
         </w:rPr>
-        <w:t xml:space="preserve">Part 2. Tests set by AP (Eton Tests)</w:t>
+        <w:t xml:space="preserve">Part 2. Tests set by your teacher (Eton Tests)</w:t>
       </w:r>
     </w:p>
     <w:p>
@@ -6436,7 +6436,7 @@
           <w:sz w:val="22"/>
           <w:szCs w:val="22"/>
         </w:rPr>
-        <w:t xml:space="preserve">When AP sets you a test (in class, or as an EW) you receive either a </w:t>
+        <w:t xml:space="preserve">When your teacher sets you a test (in class, or as an EW) you receive either a </w:t>
       </w:r>
       <w:r>
         <w:rPr>
@@ -6690,7 +6690,7 @@
           <w:sz w:val="22"/>
           <w:szCs w:val="22"/>
         </w:rPr>
-        <w:t xml:space="preserve">If you see "There is no test called X", check the code with AP. Codes AP has only just added can take about a minute to work.</w:t>
+        <w:t xml:space="preserve">If you see "There is no test called X", check the code with your teacher. Codes your teacher has only just added can take about a minute to work.</w:t>
       </w:r>
     </w:p>
     <w:p>
@@ -7019,7 +7019,7 @@
                 <w:sz w:val="20"/>
                 <w:szCs w:val="20"/>
               </w:rPr>
-              <w:t xml:space="preserve">: the tile game, locked to AP's choice.</w:t>
+              <w:t xml:space="preserve">: the tile game, locked to your teacher’s choice.</w:t>
             </w:r>
           </w:p>
         </w:tc>
@@ -7294,7 +7294,7 @@
                 <w:sz w:val="20"/>
                 <w:szCs w:val="20"/>
               </w:rPr>
-              <w:t xml:space="preserve"> on one card that AP has fixed for you (F French, S Spanish, I Italian; see 2.3).</w:t>
+              <w:t xml:space="preserve"> on one card that your teacher has fixed for you (F French, S Spanish, I Italian; see 2.3).</w:t>
             </w:r>
           </w:p>
         </w:tc>
@@ -7389,7 +7389,7 @@
                 <w:sz w:val="20"/>
                 <w:szCs w:val="20"/>
               </w:rPr>
-              <w:t xml:space="preserve">. The app opens straight into a drill that AP has chosen. No timer, nothing logged. Press </w:t>
+              <w:t xml:space="preserve">. The app opens straight into a drill that your teacher has chosen. No timer, nothing logged. Press </w:t>
             </w:r>
             <w:r>
               <w:rPr>
@@ -7428,7 +7428,7 @@
           <w:sz w:val="22"/>
           <w:szCs w:val="22"/>
         </w:rPr>
-        <w:t xml:space="preserve">AP often sets the same set as two or three practice tests (named, for example, "VV11b PRACTICE 1, 2 and 3") for you to do at home, then the </w:t>
+        <w:t xml:space="preserve">Eton often sets the same set as two or three practice tests (named, for example, "VV11b PRACTICE 1, 2 and 3") for you to do at home, then the </w:t>
       </w:r>
       <w:r>
         <w:rPr>
@@ -7446,7 +7446,7 @@
           <w:sz w:val="22"/>
           <w:szCs w:val="22"/>
         </w:rPr>
-        <w:t xml:space="preserve"> in Birley Schools. Your questions may differ from your neighbour's. Between them, the practice tests cover the whole selection AP chose, and the ACTUAL TEST is a fresh random draw from all of it, so learning just one practice test will not be enough.</w:t>
+        <w:t xml:space="preserve"> in Birley Schools. Your questions may differ from your neighbour's. Between them, the practice tests cover the whole selection your teacher chose, and the ACTUAL TEST is a fresh random draw from all of it, so learning just one practice test will not be enough.</w:t>
       </w:r>
     </w:p>
     <w:p>
@@ -7559,7 +7559,7 @@
           <w:sz w:val="22"/>
           <w:szCs w:val="22"/>
         </w:rPr>
-        <w:t xml:space="preserve">✅ TEST SET BY AP</w:t>
+        <w:t xml:space="preserve">✅ TEST SET BY YOUR TEACHER</w:t>
       </w:r>
       <w:r>
         <w:rPr>
@@ -7657,17 +7657,17 @@
           <w:sz w:val="22"/>
           <w:szCs w:val="22"/>
         </w:rPr>
-        <w:t xml:space="preserve">There is no session timer. You stay until AP says stop. </w:t>
-      </w:r>
-      <w:r>
-        <w:rPr>
-          <w:rFonts w:ascii="Arial" w:cs="Arial" w:eastAsia="Arial" w:hAnsi="Arial"/>
-          <w:b/>
-          <w:bCs/>
-          <w:sz w:val="22"/>
-          <w:szCs w:val="22"/>
-        </w:rPr>
-        <w:t xml:space="preserve">⏹ End session (ask AP first)</w:t>
+        <w:t xml:space="preserve">There is no session timer. You stay until your teacher says stop. </w:t>
+      </w:r>
+      <w:r>
+        <w:rPr>
+          <w:rFonts w:ascii="Arial" w:cs="Arial" w:eastAsia="Arial" w:hAnsi="Arial"/>
+          <w:b/>
+          <w:bCs/>
+          <w:sz w:val="22"/>
+          <w:szCs w:val="22"/>
+        </w:rPr>
+        <w:t xml:space="preserve">⏹ End session (ask your teacher first)</w:t>
       </w:r>
       <w:r>
         <w:rPr>
@@ -7824,7 +7824,7 @@
           <w:sz w:val="22"/>
           <w:szCs w:val="22"/>
         </w:rPr>
-        <w:t xml:space="preserve">one card fixed by AP</w:t>
+        <w:t xml:space="preserve">one card fixed by your teacher</w:t>
       </w:r>
       <w:r>
         <w:rPr>
@@ -7868,7 +7868,7 @@
           <w:sz w:val="22"/>
           <w:szCs w:val="22"/>
         </w:rPr>
-        <w:t xml:space="preserve"> box opens by itself, headed "Set by AP (ORI101): this is your card. Record your answers, then follow the steps to send your PDF and recording."</w:t>
+        <w:t xml:space="preserve"> box opens by itself, headed "Set by your teacher (ORI101): this is your card. Record your answers, then follow the steps to send your PDF and recording."</w:t>
       </w:r>
     </w:p>
     <w:p>
@@ -9967,7 +9967,7 @@
           <w:sz w:val="22"/>
           <w:szCs w:val="22"/>
         </w:rPr>
-        <w:t xml:space="preserve">⚡ AP Speed Challenge</w:t>
+        <w:t xml:space="preserve">⚡ Eton Speed Challenge</w:t>
       </w:r>
       <w:r>
         <w:rPr>
@@ -10600,7 +10600,7 @@
           <w:sz w:val="24"/>
           <w:szCs w:val="24"/>
         </w:rPr>
-        <w:t xml:space="preserve">D. ⚡ AP Speed Challenge: "Vocab fast!"</w:t>
+        <w:t xml:space="preserve">D. ⚡ Eton Speed Challenge: "Vocab fast!"</w:t>
       </w:r>
     </w:p>
     <w:p>
@@ -10641,7 +10641,7 @@
           <w:sz w:val="22"/>
           <w:szCs w:val="22"/>
         </w:rPr>
-        <w:t xml:space="preserve">⚡ AP Speed Challenge</w:t>
+        <w:t xml:space="preserve">⚡ Eton Speed Challenge</w:t>
       </w:r>
       <w:r>
         <w:rPr>
@@ -11083,7 +11083,7 @@
           <w:sz w:val="22"/>
           <w:szCs w:val="22"/>
         </w:rPr>
-        <w:t xml:space="preserve">📋 AP Spot Test</w:t>
+        <w:t xml:space="preserve">📋 Eton Spot Test</w:t>
       </w:r>
       <w:r>
         <w:rPr>
@@ -11101,7 +11101,7 @@
           <w:sz w:val="22"/>
           <w:szCs w:val="22"/>
         </w:rPr>
-        <w:t xml:space="preserve">⏱ AP Spot Test: timed &amp; submitted</w:t>
+        <w:t xml:space="preserve">⏱ Eton Spot Test: timed &amp; submitted</w:t>
       </w:r>
       <w:r>
         <w:rPr>
@@ -11263,7 +11263,7 @@
           <w:sz w:val="22"/>
           <w:szCs w:val="22"/>
         </w:rPr>
-        <w:t xml:space="preserve">⏱ AP Spot Test: timed &amp; submitted</w:t>
+        <w:t xml:space="preserve">⏱ Eton Spot Test: timed &amp; submitted</w:t>
       </w:r>
       <w:r>
         <w:rPr>
@@ -11289,7 +11289,7 @@
           <w:sz w:val="22"/>
           <w:szCs w:val="22"/>
         </w:rPr>
-        <w:t xml:space="preserve"> Leave the level on Mixed unless AP says otherwise.</w:t>
+        <w:t xml:space="preserve"> Leave the level on Mixed unless your teacher says otherwise.</w:t>
       </w:r>
     </w:p>
     <w:p>
@@ -11438,7 +11438,7 @@
           <w:sz w:val="24"/>
           <w:szCs w:val="24"/>
         </w:rPr>
-        <w:t xml:space="preserve">G. If AP sets you a drill</w:t>
+        <w:t xml:space="preserve">G. If your teacher sets you a drill</w:t>
       </w:r>
     </w:p>
     <w:p>
@@ -11451,7 +11451,7 @@
           <w:sz w:val="22"/>
           <w:szCs w:val="22"/>
         </w:rPr>
-        <w:t xml:space="preserve">AP may send you a link, or a code to type on the Eton Tests page (it starts </w:t>
+        <w:t xml:space="preserve">Your teacher may send you a link, or a code to type on the Eton Tests page (it starts </w:t>
       </w:r>
       <w:r>
         <w:rPr>
@@ -11497,7 +11497,7 @@
           <w:sz w:val="22"/>
           <w:szCs w:val="22"/>
         </w:rPr>
-        <w:t xml:space="preserve">straight into a drill that AP has chosen</w:t>
+        <w:t xml:space="preserve">straight into a drill that your teacher has chosen</w:t>
       </w:r>
       <w:r>
         <w:rPr>
@@ -11515,7 +11515,7 @@
           <w:sz w:val="22"/>
           <w:szCs w:val="22"/>
         </w:rPr>
-        <w:t xml:space="preserve">"📌 Drill set by AP"</w:t>
+        <w:t xml:space="preserve">"📌 Drill set by your teacher"</w:t>
       </w:r>
       <w:r>
         <w:rPr>
@@ -11758,7 +11758,7 @@
           <w:sz w:val="22"/>
           <w:szCs w:val="22"/>
         </w:rPr>
-        <w:t xml:space="preserve">AP F Verbs:</w:t>
+        <w:t xml:space="preserve">Eton F Verbs:</w:t>
       </w:r>
       <w:r>
         <w:rPr>
@@ -11786,7 +11786,7 @@
           <w:sz w:val="22"/>
           <w:szCs w:val="22"/>
         </w:rPr>
-        <w:t xml:space="preserve">🧩 AP Advanced Structures:</w:t>
+        <w:t xml:space="preserve">🧩 Eton Advanced Structures:</w:t>
       </w:r>
       <w:r>
         <w:rPr>
@@ -12172,7 +12172,7 @@
           <w:sz w:val="22"/>
           <w:szCs w:val="22"/>
         </w:rPr>
-        <w:t xml:space="preserve">⚡ AP Speed Challenge</w:t>
+        <w:t xml:space="preserve">⚡ Eton Speed Challenge</w:t>
       </w:r>
       <w:r>
         <w:rPr>
@@ -12208,7 +12208,7 @@
           <w:sz w:val="22"/>
           <w:szCs w:val="22"/>
         </w:rPr>
-        <w:t xml:space="preserve">⏱ AP Spot Test: timed &amp; submitted</w:t>
+        <w:t xml:space="preserve">⏱ Eton Spot Test: timed &amp; submitted</w:t>
       </w:r>
       <w:r>
         <w:rPr>
@@ -13465,7 +13465,7 @@
           <w:sz w:val="22"/>
           <w:szCs w:val="22"/>
         </w:rPr>
-        <w:t xml:space="preserve">⚡ AP Speed Challenge</w:t>
+        <w:t xml:space="preserve">⚡ Eton Speed Challenge</w:t>
       </w:r>
       <w:r>
         <w:rPr>
@@ -14296,7 +14296,7 @@
           <w:sz w:val="22"/>
           <w:szCs w:val="22"/>
         </w:rPr>
-        <w:t xml:space="preserve">⏱ AP Spot Test: timed &amp; submitted</w:t>
+        <w:t xml:space="preserve">⏱ Eton Spot Test: timed &amp; submitted</w:t>
       </w:r>
       <w:r>
         <w:rPr>
@@ -14605,7 +14605,7 @@
                 <w:sz w:val="20"/>
                 <w:szCs w:val="20"/>
               </w:rPr>
-              <w:t xml:space="preserve">Check the letters and numbers. Wait a minute if AP has only just added it. Make sure you are online.</w:t>
+              <w:t xml:space="preserve">Check the letters and numbers. Wait a minute if your teacher has only just added it. Make sure you are online.</w:t>
             </w:r>
           </w:p>
         </w:tc>
@@ -15073,7 +15073,7 @@
                 <w:sz w:val="20"/>
                 <w:szCs w:val="20"/>
               </w:rPr>
-              <w:t xml:space="preserve">Do not stop the session to ask. Mark it wrong if in doubt. Ask AP afterwards.</w:t>
+              <w:t xml:space="preserve">Do not stop the session to ask. Mark it wrong if in doubt. Ask your teacher afterwards.</w:t>
             </w:r>
           </w:p>
         </w:tc>
@@ -15094,7 +15094,7 @@
           <w:sz w:val="22"/>
           <w:szCs w:val="22"/>
         </w:rPr>
-        <w:t xml:space="preserve">Questions about this guide or a mistake in an app? Tell AP in class.</w:t>
+        <w:t xml:space="preserve">Questions about this guide or a mistake in an app? Tell your teacher in class.</w:t>
       </w:r>
     </w:p>
     <w:sectPr>
@@ -15162,7 +15162,7 @@
         <w:sz w:val="16"/>
         <w:szCs w:val="16"/>
       </w:rPr>
-      <w:t xml:space="preserve">AP Resources: F Block Spanish Guide   |   Page </w:t>
+      <w:t xml:space="preserve">Eton Resources: F Block Spanish Guide   |   Page </w:t>
     </w:r>
     <w:r>
       <w:rPr>

--- a/Word documents/Eton_F_Block_Spanish_User_Guide.docx
+++ b/Word documents/Eton_F_Block_Spanish_User_Guide.docx
@@ -91,7 +91,7 @@
           <w:sz w:val="20"/>
           <w:szCs w:val="20"/>
         </w:rPr>
-        <w:t xml:space="preserve">Updated 12 October 2026 to match the latest versions of the apps.</w:t>
+        <w:t>Updated 16 October 2026 to match the latest versions of the apps.</w:t>
       </w:r>
     </w:p>
     <w:p>
@@ -4767,7 +4767,7 @@
           <w:sz w:val="22"/>
           <w:szCs w:val="22"/>
         </w:rPr>
-        <w:t xml:space="preserve">. You cannot change your mind once you start. The clock starts the moment you tap and cannot be paused. Blank answers score 0.</w:t>
+        <w:t>. You cannot change your mind once you start. The clock starts the moment you tap and cannot be paused. If the clock at the top of the screen distracts you, tap it to make it smaller (tap again to make it bigger); it stays on screen. Blank answers score 0.</w:t>
       </w:r>
     </w:p>
     <w:p>

--- a/Word documents/Eton_F_Block_Spanish_User_Guide.docx
+++ b/Word documents/Eton_F_Block_Spanish_User_Guide.docx
@@ -499,7 +499,7 @@
                   <w:szCs w:val="20"/>
                   <w:u w:val="single"/>
                 </w:rPr>
-                <w:t xml:space="preserve">Eton Tests (set tests)</w:t>
+                <w:t xml:space="preserve">AP Tests (set tests)</w:t>
               </w:r>
             </w:hyperlink>
           </w:p>
@@ -1114,7 +1114,7 @@
           <w:sz w:val="22"/>
           <w:szCs w:val="22"/>
         </w:rPr>
-        <w:t xml:space="preserve">The Eton Tests page and the set tests need an internet connection. Pages that only drill are happy once they have loaded.</w:t>
+        <w:t xml:space="preserve">The AP Tests page and the set tests need an internet connection. Pages that only drill are happy once they have loaded.</w:t>
       </w:r>
     </w:p>
     <w:p>
@@ -6373,7 +6373,7 @@
           <w:sz w:val="22"/>
           <w:szCs w:val="22"/>
         </w:rPr>
-        <w:t xml:space="preserve"> button at the foot of the Eton Tests page.</w:t>
+        <w:t xml:space="preserve"> button at the foot of the AP Tests page.</w:t>
       </w:r>
     </w:p>
     <w:p>
@@ -6394,7 +6394,7 @@
           <w:sz w:val="36"/>
           <w:szCs w:val="36"/>
         </w:rPr>
-        <w:t xml:space="preserve">Part 2. Tests set by your teacher (Eton Tests)</w:t>
+        <w:t xml:space="preserve">Part 2. Tests set by your teacher (AP Tests)</w:t>
       </w:r>
     </w:p>
     <w:p>
@@ -6413,7 +6413,7 @@
             <w:szCs w:val="24"/>
             <w:u w:val="single"/>
           </w:rPr>
-          <w:t xml:space="preserve">▶ Open Eton Tests</w:t>
+          <w:t xml:space="preserve">▶ Open AP Tests</w:t>
         </w:r>
       </w:hyperlink>
       <w:r>
@@ -6574,7 +6574,7 @@
           <w:sz w:val="22"/>
           <w:szCs w:val="22"/>
         </w:rPr>
-        <w:t xml:space="preserve">Eton Tests</w:t>
+        <w:t xml:space="preserve">AP Tests</w:t>
       </w:r>
       <w:r>
         <w:rPr>
@@ -11451,7 +11451,7 @@
           <w:sz w:val="22"/>
           <w:szCs w:val="22"/>
         </w:rPr>
-        <w:t xml:space="preserve">Your teacher may send you a link, or a code to type on the Eton Tests page (it starts </w:t>
+        <w:t xml:space="preserve">Your teacher may send you a link, or a code to type on the AP Tests page (it starts </w:t>
       </w:r>
       <w:r>
         <w:rPr>

--- a/Word documents/Eton_F_Block_Spanish_User_Guide.docx
+++ b/Word documents/Eton_F_Block_Spanish_User_Guide.docx
@@ -4911,7 +4911,7 @@
           <w:sz w:val="22"/>
           <w:szCs w:val="22"/>
         </w:rPr>
-        <w:t xml:space="preserve"> (tick it if perfect, or underline the errors). You cannot choose a mark until there is red on the answer.</w:t>
+        <w:t xml:space="preserve"> (tick it if perfect, or underline the errors). You cannot choose a mark until there is red on the answer. Once you have used red pen, the app reminds you in red to tap a mark. If those red reminders are too much, press 🔕 Turn off the red “tap your mark” alerts (it appears the first time, or in the marking box); press 🔔 Turn the red alerts back on to bring them back. Your choice is remembered on that iPad. Without the alerts, an unmarked answer still scores 0.</w:t>
       </w:r>
     </w:p>
     <w:p>

--- a/Word documents/Eton_F_Block_Spanish_User_Guide.docx
+++ b/Word documents/Eton_F_Block_Spanish_User_Guide.docx
@@ -5363,6 +5363,24 @@
           <w:szCs w:val="22"/>
         </w:rPr>
         <w:t xml:space="preserve"> option.</w:t>
+      </w:r>
+    </w:p>
+    <w:p>
+      <w:pPr>
+        <w:pStyle w:val="ListParagraph"/>
+        <w:numPr>
+          <w:ilvl w:val="0"/>
+          <w:numId w:val="2"/>
+        </w:numPr>
+        <w:spacing w:after="60" w:line="276"/>
+      </w:pPr>
+      <w:r>
+        <w:rPr>
+          <w:rFonts w:ascii="Arial" w:cs="Arial" w:eastAsia="Arial" w:hAnsi="Arial"/>
+          <w:sz w:val="22"/>
+          <w:szCs w:val="22"/>
+        </w:rPr>
+        <w:t xml:space="preserve">When you have finished, marked and saved your PDF, you can press 🔄 Take a fresh test at the bottom of the page for new questions with the same settings. The test you have just done is cleared, so save its PDF first. Teacher-set tests do not have this button.</w:t>
       </w:r>
     </w:p>
     <w:p>

--- a/Word documents/Eton_F_Block_Spanish_User_Guide.docx
+++ b/Word documents/Eton_F_Block_Spanish_User_Guide.docx
@@ -11742,21 +11742,13 @@
       </w:pPr>
       <w:r>
         <w:rPr>
-          <w:rFonts w:ascii="Arial" w:cs="Arial" w:eastAsia="Arial" w:hAnsi="Arial"/>
-          <w:b/>
-          <w:bCs/>
-          <w:sz w:val="22"/>
-          <w:szCs w:val="22"/>
-        </w:rPr>
-        <w:t xml:space="preserve">📚 All Verbs:</w:t>
-      </w:r>
-      <w:r>
-        <w:rPr>
-          <w:rFonts w:ascii="Arial" w:cs="Arial" w:eastAsia="Arial" w:hAnsi="Arial"/>
-          <w:sz w:val="22"/>
-          <w:szCs w:val="22"/>
-        </w:rPr>
-        <w:t xml:space="preserve"> about 155 verbs (the default).</w:t>
+          <w:b/>
+        </w:rPr>
+        <w:t>F Block Verbs:</w:t>
+      </w:r>
+      <w:r>
+        <w:rPr/>
+        <w:t xml:space="preserve"> the verbs used in F Block (aprender, vivir, trabajar, ser, estar, tener, ir, hacer, poder, and reflexives such as levantarse). This is already chosen when you open the app. Start here.</w:t>
       </w:r>
     </w:p>
     <w:p>
@@ -11770,21 +11762,13 @@
       </w:pPr>
       <w:r>
         <w:rPr>
-          <w:rFonts w:ascii="Arial" w:cs="Arial" w:eastAsia="Arial" w:hAnsi="Arial"/>
-          <w:b/>
-          <w:bCs/>
-          <w:sz w:val="22"/>
-          <w:szCs w:val="22"/>
-        </w:rPr>
-        <w:t xml:space="preserve">Eton F Verbs:</w:t>
-      </w:r>
-      <w:r>
-        <w:rPr>
-          <w:rFonts w:ascii="Arial" w:cs="Arial" w:eastAsia="Arial" w:hAnsi="Arial"/>
-          <w:sz w:val="22"/>
-          <w:szCs w:val="22"/>
-        </w:rPr>
-        <w:t xml:space="preserve"> a smaller set of 74 verbs used in F Block (aprender, vivir, trabajar, ser, estar, tener, ir, hacer, poder, and reflexives such as levantarse). Start here.</w:t>
+          <w:b/>
+        </w:rPr>
+        <w:t>All Verbs:</w:t>
+      </w:r>
+      <w:r>
+        <w:rPr/>
+        <w:t xml:space="preserve"> about 155 verbs, for when you want more.</w:t>
       </w:r>
     </w:p>
     <w:p>
@@ -11841,6 +11825,121 @@
           <w:szCs w:val="22"/>
         </w:rPr>
         <w:t xml:space="preserve"> both together.</w:t>
+      </w:r>
+    </w:p>
+    <w:p>
+      <w:pPr>
+        <w:spacing w:after="120" w:line="276"/>
+      </w:pPr>
+      <w:r>
+        <w:rPr>
+          <w:b/>
+        </w:rPr>
+        <w:t>How important is each verb?</w:t>
+      </w:r>
+      <w:r>
+        <w:rPr/>
+        <w:t xml:space="preserve"> Under Verb set there is an </w:t>
+      </w:r>
+      <w:r>
+        <w:rPr>
+          <w:b/>
+        </w:rPr>
+        <w:t>Importance</w:t>
+      </w:r>
+      <w:r>
+        <w:rPr/>
+        <w:t xml:space="preserve"> row: </w:t>
+      </w:r>
+      <w:r>
+        <w:rPr>
+          <w:b/>
+        </w:rPr>
+        <w:t>Essential</w:t>
+      </w:r>
+      <w:r>
+        <w:rPr/>
+        <w:t xml:space="preserve">, </w:t>
+      </w:r>
+      <w:r>
+        <w:rPr>
+          <w:b/>
+        </w:rPr>
+        <w:t>Important</w:t>
+      </w:r>
+      <w:r>
+        <w:rPr/>
+        <w:t xml:space="preserve">, </w:t>
+      </w:r>
+      <w:r>
+        <w:rPr>
+          <w:b/>
+        </w:rPr>
+        <w:t>Essential + Important</w:t>
+      </w:r>
+      <w:r>
+        <w:rPr/>
+        <w:t xml:space="preserve">, </w:t>
+      </w:r>
+      <w:r>
+        <w:rPr>
+          <w:b/>
+        </w:rPr>
+        <w:t>Useful</w:t>
+      </w:r>
+      <w:r>
+        <w:rPr/>
+        <w:t xml:space="preserve"> and </w:t>
+      </w:r>
+      <w:r>
+        <w:rPr>
+          <w:b/>
+        </w:rPr>
+        <w:t>All verbs</w:t>
+      </w:r>
+      <w:r>
+        <w:rPr/>
+        <w:t xml:space="preserve">. It works on the F Block Verbs (71 verbs). </w:t>
+      </w:r>
+      <w:r>
+        <w:rPr>
+          <w:b/>
+        </w:rPr>
+        <w:t>Essential</w:t>
+      </w:r>
+      <w:r>
+        <w:rPr/>
+        <w:t xml:space="preserve"> (28) is the verbs to learn and be able to use yourself, such as ser, estar, tener, haber, hacer and ir. </w:t>
+      </w:r>
+      <w:r>
+        <w:rPr>
+          <w:b/>
+        </w:rPr>
+        <w:t>Important</w:t>
+      </w:r>
+      <w:r>
+        <w:rPr/>
+        <w:t xml:space="preserve"> (22) is the next most useful. </w:t>
+      </w:r>
+      <w:r>
+        <w:rPr>
+          <w:b/>
+        </w:rPr>
+        <w:t>Useful</w:t>
+      </w:r>
+      <w:r>
+        <w:rPr/>
+        <w:t xml:space="preserve"> (21) is worth knowing but the least likely to be needed. It is about how likely you are to need the verb when you speak or write, not how hard it is (that is Level: Easy, Medium, Hard). The same choice is used in the drill, Generate Test (Conjugation and Sentences tabs), the Speed Challenge and 📖 View &amp; Print, where each verb has an E, I or U badge and </w:t>
+      </w:r>
+      <w:r>
+        <w:rPr>
+          <w:b/>
+        </w:rPr>
+        <w:t>Group by: Tier</w:t>
+      </w:r>
+      <w:r>
+        <w:rPr/>
+        <w:t xml:space="preserve"> lists them in three groups. Verbs outside the F Block list, and the Advanced Structures, are not graded and always stay in. The choice is forgotten when you close the page.</w:t>
       </w:r>
     </w:p>
     <w:p>

--- a/Word documents/Eton_F_Block_Spanish_User_Guide.docx
+++ b/Word documents/Eton_F_Block_Spanish_User_Guide.docx
@@ -11940,6 +11940,40 @@
       <w:r>
         <w:rPr/>
         <w:t xml:space="preserve"> lists them in three groups. Verbs outside the F Block list, and the Advanced Structures, are not graded and always stay in. The choice is forgotten when you close the page.</w:t>
+      </w:r>
+      <w:r>
+        <w:rPr/>
+        <w:t xml:space="preserve"> A red warning shows whenever it is not on </w:t>
+      </w:r>
+      <w:r>
+        <w:rPr>
+          <w:b/>
+        </w:rPr>
+        <w:t>All verbs</w:t>
+      </w:r>
+      <w:r>
+        <w:rPr/>
+        <w:t xml:space="preserve">, so it cannot be missed. In </w:t>
+      </w:r>
+      <w:r>
+        <w:rPr>
+          <w:b/>
+        </w:rPr>
+        <w:t>⏱ Eton Spot Test: timed &amp; submitted</w:t>
+      </w:r>
+      <w:r>
+        <w:rPr/>
+        <w:t xml:space="preserve"> a </w:t>
+      </w:r>
+      <w:r>
+        <w:rPr>
+          <w:b/>
+        </w:rPr>
+        <w:t>Which verbs?</w:t>
+      </w:r>
+      <w:r>
+        <w:rPr/>
+        <w:t xml:space="preserve"> box comes before the Level box: leave it on All verbs unless your teacher has told you otherwise. What you choose is printed at the top of the test, next to the Level. Level (Easy, Medium, Hard) still works as well, and the two combine. In the Speed Challenge the Importance buttons are in the bar and in 📚 Choose verbs.</w:t>
       </w:r>
     </w:p>
     <w:p>

--- a/Word documents/Eton_F_Block_Spanish_User_Guide.docx
+++ b/Word documents/Eton_F_Block_Spanish_User_Guide.docx
@@ -1427,6 +1427,12 @@
               </w:rPr>
               <w:t xml:space="preserve"> flips them. Practise both directions.</w:t>
             </w:r>
+            <w:r>
+              <w:rPr>
+                <w:b w:val="0"/>
+              </w:rPr>
+              <w:t xml:space="preserve"> Under Direction, Mix both ways puts both directions in one session. 50–50 gives half the cards each way; 70–30 gives seven in ten from English into the other language and three in ten back into English. Each card shows which way it goes. It starts as Off.</w:t>
+            </w:r>
           </w:p>
         </w:tc>
       </w:tr>
@@ -9624,6 +9630,26 @@
       <w:r>
         <w:rPr>
           <w:rFonts w:ascii="Arial" w:cs="Arial" w:eastAsia="Arial" w:hAnsi="Arial"/>
+          <w:b w:val="0"/>
+          <w:bCs/>
+          <w:sz w:val="22"/>
+          <w:szCs w:val="22"/>
+        </w:rPr>
+        <w:t>Mix both ways (under Direction): Off, 50–50 or 70–30. With 70–30, seven in ten cards go from English into the language and three in ten back into English; each card shows its own direction. It works in the drill, Leisure Mode, tests, Spot Tests and the Speed Challenge, and starts as Off each time.</w:t>
+      </w:r>
+    </w:p>
+    <w:p>
+      <w:pPr>
+        <w:pStyle w:val="ListParagraph"/>
+        <w:numPr>
+          <w:ilvl w:val="0"/>
+          <w:numId w:val="2"/>
+        </w:numPr>
+        <w:spacing w:after="60" w:line="276"/>
+      </w:pPr>
+      <w:r>
+        <w:rPr>
+          <w:rFonts w:ascii="Arial" w:cs="Arial" w:eastAsia="Arial" w:hAnsi="Arial"/>
           <w:b/>
           <w:bCs/>
           <w:sz w:val="22"/>
@@ -13661,6 +13687,26 @@
           <w:szCs w:val="22"/>
         </w:rPr>
         <w:t xml:space="preserve">.</w:t>
+      </w:r>
+    </w:p>
+    <w:p>
+      <w:pPr>
+        <w:pStyle w:val="ListParagraph"/>
+        <w:numPr>
+          <w:ilvl w:val="0"/>
+          <w:numId w:val="2"/>
+        </w:numPr>
+        <w:spacing w:after="60" w:line="276"/>
+      </w:pPr>
+      <w:r>
+        <w:rPr>
+          <w:rFonts w:ascii="Arial" w:cs="Arial" w:eastAsia="Arial" w:hAnsi="Arial"/>
+          <w:b w:val="0"/>
+          <w:bCs/>
+          <w:sz w:val="22"/>
+          <w:szCs w:val="22"/>
+        </w:rPr>
+        <w:t>Mix both ways (under Direction): Off, 50–50 or 70–30. With 70–30, seven in ten cards go from English into the language and three in ten back into English; each card shows its own direction. It works in the drill, Leisure Mode, tests, Spot Tests and the Speed Challenge, and starts as Off each time.</w:t>
       </w:r>
     </w:p>
     <w:p>

--- a/Word documents/Eton_F_Block_Spanish_User_Guide.docx
+++ b/Word documents/Eton_F_Block_Spanish_User_Guide.docx
@@ -5257,7 +5257,7 @@
                 <w:sz w:val="21"/>
                 <w:szCs w:val="21"/>
               </w:rPr>
-              <w:t xml:space="preserve"> If you switch to another app or tab, use Split View, reload or press Back, a loud 3 second siren sounds and a red warning flashes. The attempt is </w:t>
+              <w:t xml:space="preserve"> If you switch to another app or tab, use Split View, reload or press Back, an error buzz sounds and a red warning flashes. The attempt is </w:t>
             </w:r>
             <w:r>
               <w:rPr>
@@ -7717,7 +7717,7 @@
           <w:sz w:val="22"/>
           <w:szCs w:val="22"/>
         </w:rPr>
-        <w:t xml:space="preserve">Leaving the page sounds the siren and is logged.</w:t>
+        <w:t xml:space="preserve">Leaving the page sounds the error buzz and is logged.</w:t>
       </w:r>
     </w:p>
     <w:p>
@@ -11325,7 +11325,7 @@
           <w:sz w:val="22"/>
           <w:szCs w:val="22"/>
         </w:rPr>
-        <w:t xml:space="preserve">Do not leave the page during a timed test or a loud siren sounds.</w:t>
+        <w:t xml:space="preserve">Do not leave the page during a timed test or an error buzz sounds.</w:t>
       </w:r>
       <w:r>
         <w:rPr>
@@ -14837,7 +14837,7 @@
                 <w:sz w:val="20"/>
                 <w:szCs w:val="20"/>
               </w:rPr>
-              <w:t xml:space="preserve">The siren went off</w:t>
+              <w:t xml:space="preserve">The error buzz sounded</w:t>
             </w:r>
           </w:p>
         </w:tc>
